--- a/docs/PM template.docx
+++ b/docs/PM template.docx
@@ -7164,7 +7164,6 @@
                         </pic:nvPicPr>
                         <pic:blipFill>
                           <a:blip r:embed="rId4"/>
-                          <a:srcRect l="-5" t="-8" r="-5" b="-8"/>
                           <a:stretch>
                             <a:fillRect/>
                           </a:stretch>
@@ -7178,6 +7177,9 @@
                             <a:avLst/>
                           </a:prstGeom>
                           <a:noFill/>
+                          <a:ln w="0">
+                            <a:noFill/>
+                          </a:ln>
                         </pic:spPr>
                       </pic:pic>
                     </a:graphicData>

--- a/docs/PM template.docx
+++ b/docs/PM template.docx
@@ -5536,7 +5536,7 @@
                 <w:szCs w:val="22"/>
                 <w:lang w:val="en-US"/>
               </w:rPr>
-              <w:t>Test calibration passe</w:t>
+              <w:t>Test calibration passed</w:t>
             </w:r>
           </w:p>
         </w:tc>
@@ -5608,7 +5608,7 @@
                 <w:szCs w:val="22"/>
                 <w:lang w:val="en-US"/>
               </w:rPr>
-              <w:t>IQ test passe</w:t>
+              <w:t>IQ test passed</w:t>
             </w:r>
           </w:p>
         </w:tc>
